--- a/hin/docx/028.content.docx
+++ b/hin/docx/028.content.docx
@@ -150,26 +150,6 @@
           <w:lang w:val="hi_IN" w:bidi="hi_IN"/>
         </w:rPr>
         <w:t>य</w:t>
-      </w:r>
-      <w:r>
-        <w:rPr>
-          <w:lang w:val="hi_IN" w:bidi="hi_IN"/>
-        </w:rPr>
-      </w:r>
-    </w:p>
-    <w:p>
-      <w:pPr/>
-      <w:r>
-        <w:rPr>
-          <w:lang w:val="hi_IN" w:bidi="hi_IN"/>
-        </w:rPr>
-      </w:r>
-      <w:r>
-        <w:rPr>
-          <w:i/>
-          <w:lang w:val="hi_IN" w:bidi="hi_IN"/>
-        </w:rPr>
-        <w:t>यरूशलेम, यरूशलेम का पुनर्निर्माण, यरूशलेम में आराधना, यशायाह में उद्धार, यशायाह में परमेश्वर पर भरोसा करना, यहूदी और अन्यजाति (गैर-यहूदी), यहोवा का दिन, यहोवा का भय, याजकीय आशीष, यीशु और शैतान, यीशु का अनुसरण करना, यीशु का कथन “मैं हूँ”, यीशु का पुनरुत्थान, यीशु का स्वर्गारोहण, यीशु की अंतिम रात, यीशु की प्रार्थनाएँ, यीशु के धन्य वचन, यीशु के पूर्वज, यीशु से मुलाकात, यूहन्ना की शिष्यता का वर्णन, यूहन्ना के सुसमाचार में “विश्वास”, यूहन्ना के सुसमाचार में गलतफहमी, यूहन्ना के सुसमाचार में चमत्कारी चिन्ह</w:t>
       </w:r>
       <w:r>
         <w:rPr>

--- a/hin/docx/028.content.docx
+++ b/hin/docx/028.content.docx
@@ -19,7 +19,7 @@
         <w:rPr>
           <w:lang w:val="hi_IN" w:bidi="hi_IN"/>
         </w:rPr>
-        <w:t>Resource: Study Notes - Themes (Tyndale)</w:t>
+        <w:t>Resource: Tyndale Open Study Notes</w:t>
       </w:r>
       <w:r>
         <w:rPr>
@@ -112,7 +112,7 @@
         <w:rPr>
           <w:lang w:val="hi_IN" w:bidi="hi_IN"/>
         </w:rPr>
-        <w:t>Study Notes - Themes (Tyndale)</w:t>
+        <w:t>Tyndale Open Study Notes</w:t>
       </w:r>
     </w:p>
     <w:p>

--- a/hin/docx/028.content.docx
+++ b/hin/docx/028.content.docx
@@ -19,7 +19,7 @@
         <w:rPr>
           <w:lang w:val="hi_IN" w:bidi="hi_IN"/>
         </w:rPr>
-        <w:t>Resource: Tyndale Open Study Notes</w:t>
+        <w:t>Resource: Aquifer Open Study Notes (Themes)</w:t>
       </w:r>
       <w:r>
         <w:rPr>
@@ -112,7 +112,7 @@
         <w:rPr>
           <w:lang w:val="hi_IN" w:bidi="hi_IN"/>
         </w:rPr>
-        <w:t>Tyndale Open Study Notes</w:t>
+        <w:t>Aquifer Open Study Notes (Themes)</w:t>
       </w:r>
     </w:p>
     <w:p>

--- a/hin/docx/028.content.docx
+++ b/hin/docx/028.content.docx
@@ -233,18 +233,12 @@
         </w:rPr>
         <w:t xml:space="preserve">प्राचीन संसार में, रंगमच कहानी कहने का एक तरीका था जिसमें जीवंत प्रदर्शन, अभिनेता, दृश्य और नाटकीय प्रस्तुतियाँ शामिल थीं। प्राचीन प्रदर्शनों के काम करने के तरीके को समझना हमें </w:t>
       </w:r>
-      <w:hyperlink r:id="rId13">
-        <w:r>
-          <w:rPr>
-            <w:lang w:val="hi_IN" w:bidi="hi_IN"/>
-          </w:rPr>
-          <w:rPr>
-            <w:color w:val="0000EE"/>
-            <w:u w:val="single"/>
-          </w:rPr>
-          <w:t>प्रकाशितवाक्य 4–5</w:t>
-        </w:r>
-      </w:hyperlink>
+      <w:r>
+        <w:rPr>
+          <w:lang w:val="hi_IN" w:bidi="hi_IN"/>
+        </w:rPr>
+        <w:t>प्रकाशितवाक्य 4–5</w:t>
+      </w:r>
       <w:r>
         <w:rPr>
           <w:lang w:val="hi_IN" w:bidi="hi_IN"/>
@@ -259,18 +253,12 @@
           <w:lang w:val="hi_IN" w:bidi="hi_IN"/>
         </w:rPr>
       </w:r>
-      <w:hyperlink r:id="rId14">
-        <w:r>
-          <w:rPr>
-            <w:lang w:val="hi_IN" w:bidi="hi_IN"/>
-          </w:rPr>
-          <w:rPr>
-            <w:color w:val="0000EE"/>
-            <w:u w:val="single"/>
-          </w:rPr>
-          <w:t xml:space="preserve">प्रकाशितवाक्य 4:1–3 </w:t>
-        </w:r>
-      </w:hyperlink>
+      <w:r>
+        <w:rPr>
+          <w:lang w:val="hi_IN" w:bidi="hi_IN"/>
+        </w:rPr>
+        <w:t xml:space="preserve">प्रकाशितवाक्य 4:1–3 </w:t>
+      </w:r>
       <w:r>
         <w:rPr>
           <w:lang w:val="hi_IN" w:bidi="hi_IN"/>
@@ -291,18 +279,12 @@
         </w:rPr>
         <w:t>प्राचीन नाटक मंच पर ईश्वरीय आकृति के नीचे विकसित हुआ। मंच और दर्शकों के बीच, वक्ताओं का एक दल नाटक की भावनाओं को व्यक्त करता था। प्रकाशितवाक्य में, चार जीवित प्राणियों की एक समान भूमिका है (</w:t>
       </w:r>
-      <w:hyperlink r:id="rId15">
-        <w:r>
-          <w:rPr>
-            <w:lang w:val="hi_IN" w:bidi="hi_IN"/>
-          </w:rPr>
-          <w:rPr>
-            <w:color w:val="0000EE"/>
-            <w:u w:val="single"/>
-          </w:rPr>
-          <w:t>प्रका 4:6–8</w:t>
-        </w:r>
-      </w:hyperlink>
+      <w:r>
+        <w:rPr>
+          <w:lang w:val="hi_IN" w:bidi="hi_IN"/>
+        </w:rPr>
+        <w:t>प्रका 4:6–8</w:t>
+      </w:r>
       <w:r>
         <w:rPr>
           <w:lang w:val="hi_IN" w:bidi="hi_IN"/>
@@ -323,54 +305,36 @@
         </w:rPr>
         <w:t>चौबीस प्राचीन पुराने और नए वाचाओं का प्रतिनिधित्व करते हैं (</w:t>
       </w:r>
-      <w:hyperlink r:id="rId16">
-        <w:r>
-          <w:rPr>
-            <w:lang w:val="hi_IN" w:bidi="hi_IN"/>
-          </w:rPr>
-          <w:rPr>
-            <w:color w:val="0000EE"/>
-            <w:u w:val="single"/>
-          </w:rPr>
-          <w:t>4:4</w:t>
-        </w:r>
-      </w:hyperlink>
+      <w:r>
+        <w:rPr>
+          <w:lang w:val="hi_IN" w:bidi="hi_IN"/>
+        </w:rPr>
+        <w:t>4:4</w:t>
+      </w:r>
       <w:r>
         <w:rPr>
           <w:lang w:val="hi_IN" w:bidi="hi_IN"/>
         </w:rPr>
         <w:t>)। ("पुरानी वाचा" उस समझौते को सन्दर्भित करती है जो परमेश्वर ने मूसा के माध्यम से इस्राएल के साथ किया था, जिसमें दस आज्ञाएँ और बाइबल की पहली पुस्तकों में दर्ज अन्य नियम शामिल थे। "नई वाचा" उस समझौते को सन्दर्भित करती है जो परमेश्वर ने यीशु मसीह के माध्यम से किया था, जिसे नया नियम पुराने वाचा को पूरा करने और परमेश्वर के साथ सम्बन्ध बनाने के नए तरीके के रूप में वर्णित करता है जो यीशु में विश्वास पर आधारित है।) चौबीस प्राचीन एक कोरस (गायक मंडली) की तरह कार्य करते हैं, जो बारी-बारी से बोलते हैं और इस महान नाटक की ऐतिहासिक पृष्ठभूमि प्रस्तुत करते हैं। वे इस महान नाटक के लिए ऐतिहासिक सन्दर्भ भी देते हैं। परमेश्वर इस नाटक की पटकथा प्रदान करते हैं, और केवल उनके विशेष प्रतिनिधि, "मेम्ना," इसे खोल सकता है, पढ़ सकता है, और प्रदर्शन कर सकता है (</w:t>
       </w:r>
-      <w:hyperlink r:id="rId17">
-        <w:r>
-          <w:rPr>
-            <w:lang w:val="hi_IN" w:bidi="hi_IN"/>
-          </w:rPr>
-          <w:rPr>
-            <w:color w:val="0000EE"/>
-            <w:u w:val="single"/>
-          </w:rPr>
-          <w:t>5:1–5</w:t>
-        </w:r>
-      </w:hyperlink>
+      <w:r>
+        <w:rPr>
+          <w:lang w:val="hi_IN" w:bidi="hi_IN"/>
+        </w:rPr>
+        <w:t>5:1–5</w:t>
+      </w:r>
       <w:r>
         <w:rPr>
           <w:lang w:val="hi_IN" w:bidi="hi_IN"/>
         </w:rPr>
         <w:t xml:space="preserve">; </w:t>
       </w:r>
-      <w:hyperlink r:id="rId18">
-        <w:r>
-          <w:rPr>
-            <w:lang w:val="hi_IN" w:bidi="hi_IN"/>
-          </w:rPr>
-          <w:rPr>
-            <w:color w:val="0000EE"/>
-            <w:u w:val="single"/>
-          </w:rPr>
-          <w:t>6:1</w:t>
-        </w:r>
-      </w:hyperlink>
+      <w:r>
+        <w:rPr>
+          <w:lang w:val="hi_IN" w:bidi="hi_IN"/>
+        </w:rPr>
+        <w:t>6:1</w:t>
+      </w:r>
       <w:r>
         <w:rPr>
           <w:lang w:val="hi_IN" w:bidi="hi_IN"/>
@@ -400,18 +364,12 @@
           <w:lang w:val="hi_IN" w:bidi="hi_IN"/>
         </w:rPr>
       </w:r>
-      <w:hyperlink r:id="rId13">
-        <w:r>
-          <w:rPr>
-            <w:lang w:val="hi_IN" w:bidi="hi_IN"/>
-          </w:rPr>
-          <w:rPr>
-            <w:color w:val="0000EE"/>
-            <w:u w:val="single"/>
-          </w:rPr>
-          <w:t>प्रकाशितवाक्य 4:1–5:14</w:t>
-        </w:r>
-      </w:hyperlink>
+      <w:r>
+        <w:rPr>
+          <w:lang w:val="hi_IN" w:bidi="hi_IN"/>
+        </w:rPr>
+        <w:t>प्रकाशितवाक्य 4:1–5:14</w:t>
+      </w:r>
       <w:r>
         <w:rPr>
           <w:lang w:val="hi_IN" w:bidi="hi_IN"/>
@@ -460,54 +418,36 @@
         </w:rPr>
         <w:t>परमेश्वर ने राजा दाऊद से यह प्रतिज्ञा की थी कि उनकी वंशावली सदा तक बनी रहेगी (</w:t>
       </w:r>
-      <w:hyperlink r:id="rId19">
-        <w:r>
-          <w:rPr>
-            <w:lang w:val="hi_IN" w:bidi="hi_IN"/>
-          </w:rPr>
-          <w:rPr>
-            <w:color w:val="0000EE"/>
-            <w:u w:val="single"/>
-          </w:rPr>
-          <w:t>2 शमू 7:11–16</w:t>
-        </w:r>
-      </w:hyperlink>
+      <w:r>
+        <w:rPr>
+          <w:lang w:val="hi_IN" w:bidi="hi_IN"/>
+        </w:rPr>
+        <w:t>2 शमू 7:11–16</w:t>
+      </w:r>
       <w:r>
         <w:rPr>
           <w:lang w:val="hi_IN" w:bidi="hi_IN"/>
         </w:rPr>
         <w:t xml:space="preserve"> और </w:t>
       </w:r>
-      <w:hyperlink r:id="rId20">
-        <w:r>
-          <w:rPr>
-            <w:lang w:val="hi_IN" w:bidi="hi_IN"/>
-          </w:rPr>
-          <w:rPr>
-            <w:color w:val="0000EE"/>
-            <w:u w:val="single"/>
-          </w:rPr>
-          <w:t>1 इति 17:9–14</w:t>
-        </w:r>
-      </w:hyperlink>
+      <w:r>
+        <w:rPr>
+          <w:lang w:val="hi_IN" w:bidi="hi_IN"/>
+        </w:rPr>
+        <w:t>1 इति 17:9–14</w:t>
+      </w:r>
       <w:r>
         <w:rPr>
           <w:lang w:val="hi_IN" w:bidi="hi_IN"/>
         </w:rPr>
         <w:t xml:space="preserve"> में समानांतर अंश है)। फिर भी, इतिहास के लेखक (जिसे इतिहासकार कहा जाता है) उस समय जीवित थे जब दाऊद की वंशावली समाप्त होती हुई प्रतीत हो रही थी। यद्यपि दाऊद के वंशज जीवित थे, परन्तु यहूदा की बाबेल में बँधुआई के समय से, जो कि 150 वर्षों से अधिक पहले हुई थी, कोई भी वंशज राजा नहीं बना था (देखें </w:t>
       </w:r>
-      <w:hyperlink r:id="rId21">
-        <w:r>
-          <w:rPr>
-            <w:lang w:val="hi_IN" w:bidi="hi_IN"/>
-          </w:rPr>
-          <w:rPr>
-            <w:color w:val="0000EE"/>
-            <w:u w:val="single"/>
-          </w:rPr>
-          <w:t>1 इति 3:1–24</w:t>
-        </w:r>
-      </w:hyperlink>
+      <w:r>
+        <w:rPr>
+          <w:lang w:val="hi_IN" w:bidi="hi_IN"/>
+        </w:rPr>
+        <w:t>1 इति 3:1–24</w:t>
+      </w:r>
       <w:r>
         <w:rPr>
           <w:lang w:val="hi_IN" w:bidi="hi_IN"/>
@@ -528,18 +468,12 @@
         </w:rPr>
         <w:t>इतिहासकार का उद्देश्य यह दिखाना था कि परमेश्वर की दाऊद से की गई प्रतिज्ञा बेशर्त थी और उनका सिंहासन सचमुच में "हमेशा के लिए सुरक्षित" है। यहाँ तक कि बँधुआई की सम्भावना भी परमेश्वर की उस प्रतिज्ञा की आशा को समाप्त नहीं करती, जो एक राजकीय वंशावली के विषय में है। यह प्रतिज्ञा भविष्य में भी पूरी होती रहेगी क्योंकि दाऊद का एक भविष्य का वंशज उस सिंहासन का उत्तराधिकारी होगा (</w:t>
       </w:r>
-      <w:hyperlink r:id="rId22">
-        <w:r>
-          <w:rPr>
-            <w:lang w:val="hi_IN" w:bidi="hi_IN"/>
-          </w:rPr>
-          <w:rPr>
-            <w:color w:val="0000EE"/>
-            <w:u w:val="single"/>
-          </w:rPr>
-          <w:t>1 इति 17:11</w:t>
-        </w:r>
-      </w:hyperlink>
+      <w:r>
+        <w:rPr>
+          <w:lang w:val="hi_IN" w:bidi="hi_IN"/>
+        </w:rPr>
+        <w:t>1 इति 17:11</w:t>
+      </w:r>
       <w:r>
         <w:rPr>
           <w:lang w:val="hi_IN" w:bidi="hi_IN"/>
@@ -574,54 +508,36 @@
         </w:rPr>
         <w:t xml:space="preserve">यीशु का जन्म, दाऊद के पुत्र के रूप में, इस्राएल के लिए इतिहासकार की आशा को पूरा करता है। यीशु ने इतिहासकार की, नए राजा की आशा को पूरा किया (देखें </w:t>
       </w:r>
-      <w:hyperlink r:id="rId23">
-        <w:r>
-          <w:rPr>
-            <w:lang w:val="hi_IN" w:bidi="hi_IN"/>
-          </w:rPr>
-          <w:rPr>
-            <w:color w:val="0000EE"/>
-            <w:u w:val="single"/>
-          </w:rPr>
-          <w:t>मत्ती 1:1–17</w:t>
-        </w:r>
-      </w:hyperlink>
+      <w:r>
+        <w:rPr>
+          <w:lang w:val="hi_IN" w:bidi="hi_IN"/>
+        </w:rPr>
+        <w:t>मत्ती 1:1–17</w:t>
+      </w:r>
       <w:r>
         <w:rPr>
           <w:lang w:val="hi_IN" w:bidi="hi_IN"/>
         </w:rPr>
         <w:t>)। उनका राज्य जाति-जाति को शामिल करता है (</w:t>
       </w:r>
-      <w:hyperlink r:id="rId24">
-        <w:r>
-          <w:rPr>
-            <w:lang w:val="hi_IN" w:bidi="hi_IN"/>
-          </w:rPr>
-          <w:rPr>
-            <w:color w:val="0000EE"/>
-            <w:u w:val="single"/>
-          </w:rPr>
-          <w:t>यशा 49:6</w:t>
-        </w:r>
-      </w:hyperlink>
+      <w:r>
+        <w:rPr>
+          <w:lang w:val="hi_IN" w:bidi="hi_IN"/>
+        </w:rPr>
+        <w:t>यशा 49:6</w:t>
+      </w:r>
       <w:r>
         <w:rPr>
           <w:lang w:val="hi_IN" w:bidi="hi_IN"/>
         </w:rPr>
         <w:t>)। यह "समुद्र से समुद्र तक और महानद से पृथ्वी के दूर-दूर के देशों तक" फैला हुआ है (</w:t>
       </w:r>
-      <w:hyperlink r:id="rId25">
-        <w:r>
-          <w:rPr>
-            <w:lang w:val="hi_IN" w:bidi="hi_IN"/>
-          </w:rPr>
-          <w:rPr>
-            <w:color w:val="0000EE"/>
-            <w:u w:val="single"/>
-          </w:rPr>
-          <w:t>जक 9:10</w:t>
-        </w:r>
-      </w:hyperlink>
+      <w:r>
+        <w:rPr>
+          <w:lang w:val="hi_IN" w:bidi="hi_IN"/>
+        </w:rPr>
+        <w:t>जक 9:10</w:t>
+      </w:r>
       <w:r>
         <w:rPr>
           <w:lang w:val="hi_IN" w:bidi="hi_IN"/>
@@ -651,180 +567,120 @@
           <w:lang w:val="hi_IN" w:bidi="hi_IN"/>
         </w:rPr>
       </w:r>
-      <w:hyperlink r:id="rId26">
-        <w:r>
-          <w:rPr>
-            <w:lang w:val="hi_IN" w:bidi="hi_IN"/>
-          </w:rPr>
-          <w:rPr>
-            <w:color w:val="0000EE"/>
-            <w:u w:val="single"/>
-          </w:rPr>
-          <w:t>उत्पत्ति 49:8–12</w:t>
-        </w:r>
-      </w:hyperlink>
+      <w:r>
+        <w:rPr>
+          <w:lang w:val="hi_IN" w:bidi="hi_IN"/>
+        </w:rPr>
+        <w:t>उत्पत्ति 49:8–12</w:t>
+      </w:r>
       <w:r>
         <w:rPr>
           <w:lang w:val="hi_IN" w:bidi="hi_IN"/>
         </w:rPr>
         <w:t xml:space="preserve">; </w:t>
       </w:r>
-      <w:hyperlink r:id="rId27">
-        <w:r>
-          <w:rPr>
-            <w:lang w:val="hi_IN" w:bidi="hi_IN"/>
-          </w:rPr>
-          <w:rPr>
-            <w:color w:val="0000EE"/>
-            <w:u w:val="single"/>
-          </w:rPr>
-          <w:t>1 इतिहास 5:1–2</w:t>
-        </w:r>
-      </w:hyperlink>
+      <w:r>
+        <w:rPr>
+          <w:lang w:val="hi_IN" w:bidi="hi_IN"/>
+        </w:rPr>
+        <w:t>1 इतिहास 5:1–2</w:t>
+      </w:r>
       <w:r>
         <w:rPr>
           <w:lang w:val="hi_IN" w:bidi="hi_IN"/>
         </w:rPr>
         <w:t xml:space="preserve">; </w:t>
       </w:r>
-      <w:hyperlink r:id="rId28">
-        <w:r>
-          <w:rPr>
-            <w:lang w:val="hi_IN" w:bidi="hi_IN"/>
-          </w:rPr>
-          <w:rPr>
-            <w:color w:val="0000EE"/>
-            <w:u w:val="single"/>
-          </w:rPr>
-          <w:t>17:1–15</w:t>
-        </w:r>
-      </w:hyperlink>
+      <w:r>
+        <w:rPr>
+          <w:lang w:val="hi_IN" w:bidi="hi_IN"/>
+        </w:rPr>
+        <w:t>17:1–15</w:t>
+      </w:r>
       <w:r>
         <w:rPr>
           <w:lang w:val="hi_IN" w:bidi="hi_IN"/>
         </w:rPr>
         <w:t xml:space="preserve">; </w:t>
       </w:r>
-      <w:hyperlink r:id="rId29">
-        <w:r>
-          <w:rPr>
-            <w:lang w:val="hi_IN" w:bidi="hi_IN"/>
-          </w:rPr>
-          <w:rPr>
-            <w:color w:val="0000EE"/>
-            <w:u w:val="single"/>
-          </w:rPr>
-          <w:t>22:6–13</w:t>
-        </w:r>
-      </w:hyperlink>
+      <w:r>
+        <w:rPr>
+          <w:lang w:val="hi_IN" w:bidi="hi_IN"/>
+        </w:rPr>
+        <w:t>22:6–13</w:t>
+      </w:r>
       <w:r>
         <w:rPr>
           <w:lang w:val="hi_IN" w:bidi="hi_IN"/>
         </w:rPr>
         <w:t xml:space="preserve">; </w:t>
       </w:r>
-      <w:hyperlink r:id="rId30">
-        <w:r>
-          <w:rPr>
-            <w:lang w:val="hi_IN" w:bidi="hi_IN"/>
-          </w:rPr>
-          <w:rPr>
-            <w:color w:val="0000EE"/>
-            <w:u w:val="single"/>
-          </w:rPr>
-          <w:t>28:4–7</w:t>
-        </w:r>
-      </w:hyperlink>
+      <w:r>
+        <w:rPr>
+          <w:lang w:val="hi_IN" w:bidi="hi_IN"/>
+        </w:rPr>
+        <w:t>28:4–7</w:t>
+      </w:r>
       <w:r>
         <w:rPr>
           <w:lang w:val="hi_IN" w:bidi="hi_IN"/>
         </w:rPr>
         <w:t xml:space="preserve">; </w:t>
       </w:r>
-      <w:hyperlink r:id="rId31">
-        <w:r>
-          <w:rPr>
-            <w:lang w:val="hi_IN" w:bidi="hi_IN"/>
-          </w:rPr>
-          <w:rPr>
-            <w:color w:val="0000EE"/>
-            <w:u w:val="single"/>
-          </w:rPr>
-          <w:t>भजन संहिता 78:67–72</w:t>
-        </w:r>
-      </w:hyperlink>
+      <w:r>
+        <w:rPr>
+          <w:lang w:val="hi_IN" w:bidi="hi_IN"/>
+        </w:rPr>
+        <w:t>भजन संहिता 78:67–72</w:t>
+      </w:r>
       <w:r>
         <w:rPr>
           <w:lang w:val="hi_IN" w:bidi="hi_IN"/>
         </w:rPr>
         <w:t xml:space="preserve">; </w:t>
       </w:r>
-      <w:hyperlink r:id="rId32">
-        <w:r>
-          <w:rPr>
-            <w:lang w:val="hi_IN" w:bidi="hi_IN"/>
-          </w:rPr>
-          <w:rPr>
-            <w:color w:val="0000EE"/>
-            <w:u w:val="single"/>
-          </w:rPr>
-          <w:t>132:11–12</w:t>
-        </w:r>
-      </w:hyperlink>
+      <w:r>
+        <w:rPr>
+          <w:lang w:val="hi_IN" w:bidi="hi_IN"/>
+        </w:rPr>
+        <w:t>132:11–12</w:t>
+      </w:r>
       <w:r>
         <w:rPr>
           <w:lang w:val="hi_IN" w:bidi="hi_IN"/>
         </w:rPr>
         <w:t xml:space="preserve">; </w:t>
       </w:r>
-      <w:hyperlink r:id="rId33">
-        <w:r>
-          <w:rPr>
-            <w:lang w:val="hi_IN" w:bidi="hi_IN"/>
-          </w:rPr>
-          <w:rPr>
-            <w:color w:val="0000EE"/>
-            <w:u w:val="single"/>
-          </w:rPr>
-          <w:t>आमोस 9:11–12</w:t>
-        </w:r>
-      </w:hyperlink>
+      <w:r>
+        <w:rPr>
+          <w:lang w:val="hi_IN" w:bidi="hi_IN"/>
+        </w:rPr>
+        <w:t>आमोस 9:11–12</w:t>
+      </w:r>
       <w:r>
         <w:rPr>
           <w:lang w:val="hi_IN" w:bidi="hi_IN"/>
         </w:rPr>
         <w:t xml:space="preserve">; </w:t>
       </w:r>
-      <w:hyperlink r:id="rId23">
-        <w:r>
-          <w:rPr>
-            <w:lang w:val="hi_IN" w:bidi="hi_IN"/>
-          </w:rPr>
-          <w:rPr>
-            <w:color w:val="0000EE"/>
-            <w:u w:val="single"/>
-          </w:rPr>
-          <w:t>मत्ती 1:1–17</w:t>
-        </w:r>
-      </w:hyperlink>
+      <w:r>
+        <w:rPr>
+          <w:lang w:val="hi_IN" w:bidi="hi_IN"/>
+        </w:rPr>
+        <w:t>मत्ती 1:1–17</w:t>
+      </w:r>
       <w:r>
         <w:rPr>
           <w:lang w:val="hi_IN" w:bidi="hi_IN"/>
         </w:rPr>
         <w:t xml:space="preserve">; </w:t>
       </w:r>
-      <w:hyperlink r:id="rId34">
-        <w:r>
-          <w:rPr>
-            <w:lang w:val="hi_IN" w:bidi="hi_IN"/>
-          </w:rPr>
-          <w:rPr>
-            <w:color w:val="0000EE"/>
-            <w:u w:val="single"/>
-          </w:rPr>
-          <w:t>22:41–46</w:t>
-        </w:r>
-      </w:hyperlink>
+      <w:r>
+        <w:rPr>
+          <w:lang w:val="hi_IN" w:bidi="hi_IN"/>
+        </w:rPr>
+        <w:t>22:41–46</w:t>
+      </w:r>
       <w:r>
         <w:rPr>
           <w:lang w:val="hi_IN" w:bidi="hi_IN"/>
@@ -887,90 +743,60 @@
         </w:rPr>
         <w:t>इस्राएली अन्य जातियों की तरह बनना चाहते थे और उन्होंने राजा होने के दीर्घकालिक प्रभावों की अनदेखी की, भविष्यद्वक्ता शमूएल की चेतावनियों के बावजूद (</w:t>
       </w:r>
-      <w:hyperlink r:id="rId35">
-        <w:r>
-          <w:rPr>
-            <w:lang w:val="hi_IN" w:bidi="hi_IN"/>
-          </w:rPr>
-          <w:rPr>
-            <w:color w:val="0000EE"/>
-            <w:u w:val="single"/>
-          </w:rPr>
-          <w:t>1 शमू 8:10–18</w:t>
-        </w:r>
-      </w:hyperlink>
+      <w:r>
+        <w:rPr>
+          <w:lang w:val="hi_IN" w:bidi="hi_IN"/>
+        </w:rPr>
+        <w:t>1 शमू 8:10–18</w:t>
+      </w:r>
       <w:r>
         <w:rPr>
           <w:lang w:val="hi_IN" w:bidi="hi_IN"/>
         </w:rPr>
         <w:t xml:space="preserve">)। राजा होने के सैकड़ों वर्षों बाद शमूएल की बात सही साबित हुई। बुरे राजाओं ने परमेश्वर की चुनी हुई प्रजा को विदेशी नियन्त्रण और बँधुआई में धकेल दिया। फिर भी, परमेश्वर ने अपनी योजनाओं को पूरा करने के लिए राजतंत्र का उपयोग किया, क्योंकि उन्होंने दाऊद और उसकी पीढ़ी के माध्यम से मसीह (परमेश्वर के चुने हुए) को प्रदान किया, और एक अनन्त राज्य की स्थापना की (देखें </w:t>
       </w:r>
-      <w:hyperlink r:id="rId36">
-        <w:r>
-          <w:rPr>
-            <w:lang w:val="hi_IN" w:bidi="hi_IN"/>
-          </w:rPr>
-          <w:rPr>
-            <w:color w:val="0000EE"/>
-            <w:u w:val="single"/>
-          </w:rPr>
-          <w:t>2 शमू 7:8–16</w:t>
-        </w:r>
-      </w:hyperlink>
+      <w:r>
+        <w:rPr>
+          <w:lang w:val="hi_IN" w:bidi="hi_IN"/>
+        </w:rPr>
+        <w:t>2 शमू 7:8–16</w:t>
+      </w:r>
       <w:r>
         <w:rPr>
           <w:lang w:val="hi_IN" w:bidi="hi_IN"/>
         </w:rPr>
         <w:t xml:space="preserve">; </w:t>
       </w:r>
-      <w:hyperlink r:id="rId37">
-        <w:r>
-          <w:rPr>
-            <w:lang w:val="hi_IN" w:bidi="hi_IN"/>
-          </w:rPr>
-          <w:rPr>
-            <w:color w:val="0000EE"/>
-            <w:u w:val="single"/>
-          </w:rPr>
-          <w:t>मत्ती 21:1–11</w:t>
-        </w:r>
-      </w:hyperlink>
+      <w:r>
+        <w:rPr>
+          <w:lang w:val="hi_IN" w:bidi="hi_IN"/>
+        </w:rPr>
+        <w:t>मत्ती 21:1–11</w:t>
+      </w:r>
       <w:r>
         <w:rPr>
           <w:lang w:val="hi_IN" w:bidi="hi_IN"/>
         </w:rPr>
         <w:t xml:space="preserve">; </w:t>
       </w:r>
-      <w:hyperlink r:id="rId38">
-        <w:r>
-          <w:rPr>
-            <w:lang w:val="hi_IN" w:bidi="hi_IN"/>
-          </w:rPr>
-          <w:rPr>
-            <w:color w:val="0000EE"/>
-            <w:u w:val="single"/>
-          </w:rPr>
-          <w:t>प्रका 5:5</w:t>
-        </w:r>
-      </w:hyperlink>
+      <w:r>
+        <w:rPr>
+          <w:lang w:val="hi_IN" w:bidi="hi_IN"/>
+        </w:rPr>
+        <w:t>प्रका 5:5</w:t>
+      </w:r>
       <w:r>
         <w:rPr>
           <w:lang w:val="hi_IN" w:bidi="hi_IN"/>
         </w:rPr>
         <w:t xml:space="preserve">; </w:t>
       </w:r>
-      <w:hyperlink r:id="rId39">
-        <w:r>
-          <w:rPr>
-            <w:lang w:val="hi_IN" w:bidi="hi_IN"/>
-          </w:rPr>
-          <w:rPr>
-            <w:color w:val="0000EE"/>
-            <w:u w:val="single"/>
-          </w:rPr>
-          <w:t>11:15</w:t>
-        </w:r>
-      </w:hyperlink>
+      <w:r>
+        <w:rPr>
+          <w:lang w:val="hi_IN" w:bidi="hi_IN"/>
+        </w:rPr>
+        <w:t>11:15</w:t>
+      </w:r>
       <w:r>
         <w:rPr>
           <w:lang w:val="hi_IN" w:bidi="hi_IN"/>
@@ -1000,342 +826,228 @@
           <w:lang w:val="hi_IN" w:bidi="hi_IN"/>
         </w:rPr>
       </w:r>
-      <w:hyperlink r:id="rId40">
-        <w:r>
-          <w:rPr>
-            <w:lang w:val="hi_IN" w:bidi="hi_IN"/>
-          </w:rPr>
-          <w:rPr>
-            <w:color w:val="0000EE"/>
-            <w:u w:val="single"/>
-          </w:rPr>
-          <w:t>व्यवस्थाविवरण 17:14–20</w:t>
-        </w:r>
-      </w:hyperlink>
+      <w:r>
+        <w:rPr>
+          <w:lang w:val="hi_IN" w:bidi="hi_IN"/>
+        </w:rPr>
+        <w:t>व्यवस्थाविवरण 17:14–20</w:t>
+      </w:r>
       <w:r>
         <w:rPr>
           <w:lang w:val="hi_IN" w:bidi="hi_IN"/>
         </w:rPr>
         <w:t xml:space="preserve">; </w:t>
       </w:r>
-      <w:hyperlink r:id="rId41">
-        <w:r>
-          <w:rPr>
-            <w:lang w:val="hi_IN" w:bidi="hi_IN"/>
-          </w:rPr>
-          <w:rPr>
-            <w:color w:val="0000EE"/>
-            <w:u w:val="single"/>
-          </w:rPr>
-          <w:t>33:5</w:t>
-        </w:r>
-      </w:hyperlink>
+      <w:r>
+        <w:rPr>
+          <w:lang w:val="hi_IN" w:bidi="hi_IN"/>
+        </w:rPr>
+        <w:t>33:5</w:t>
+      </w:r>
       <w:r>
         <w:rPr>
           <w:lang w:val="hi_IN" w:bidi="hi_IN"/>
         </w:rPr>
         <w:t xml:space="preserve">; </w:t>
       </w:r>
-      <w:hyperlink r:id="rId42">
-        <w:r>
-          <w:rPr>
-            <w:lang w:val="hi_IN" w:bidi="hi_IN"/>
-          </w:rPr>
-          <w:rPr>
-            <w:color w:val="0000EE"/>
-            <w:u w:val="single"/>
-          </w:rPr>
-          <w:t>न्यायियों 17:6</w:t>
-        </w:r>
-      </w:hyperlink>
+      <w:r>
+        <w:rPr>
+          <w:lang w:val="hi_IN" w:bidi="hi_IN"/>
+        </w:rPr>
+        <w:t>न्यायियों 17:6</w:t>
+      </w:r>
       <w:r>
         <w:rPr>
           <w:lang w:val="hi_IN" w:bidi="hi_IN"/>
         </w:rPr>
         <w:t xml:space="preserve">; </w:t>
       </w:r>
-      <w:hyperlink r:id="rId43">
-        <w:r>
-          <w:rPr>
-            <w:lang w:val="hi_IN" w:bidi="hi_IN"/>
-          </w:rPr>
-          <w:rPr>
-            <w:color w:val="0000EE"/>
-            <w:u w:val="single"/>
-          </w:rPr>
-          <w:t>21:25</w:t>
-        </w:r>
-      </w:hyperlink>
+      <w:r>
+        <w:rPr>
+          <w:lang w:val="hi_IN" w:bidi="hi_IN"/>
+        </w:rPr>
+        <w:t>21:25</w:t>
+      </w:r>
       <w:r>
         <w:rPr>
           <w:lang w:val="hi_IN" w:bidi="hi_IN"/>
         </w:rPr>
         <w:t xml:space="preserve">; </w:t>
       </w:r>
-      <w:hyperlink r:id="rId44">
-        <w:r>
-          <w:rPr>
-            <w:lang w:val="hi_IN" w:bidi="hi_IN"/>
-          </w:rPr>
-          <w:rPr>
-            <w:color w:val="0000EE"/>
-            <w:u w:val="single"/>
-          </w:rPr>
-          <w:t>1 शमूएल 8:5–22</w:t>
-        </w:r>
-      </w:hyperlink>
+      <w:r>
+        <w:rPr>
+          <w:lang w:val="hi_IN" w:bidi="hi_IN"/>
+        </w:rPr>
+        <w:t>1 शमूएल 8:5–22</w:t>
+      </w:r>
       <w:r>
         <w:rPr>
           <w:lang w:val="hi_IN" w:bidi="hi_IN"/>
         </w:rPr>
         <w:t xml:space="preserve">; </w:t>
       </w:r>
-      <w:hyperlink r:id="rId45">
-        <w:r>
-          <w:rPr>
-            <w:lang w:val="hi_IN" w:bidi="hi_IN"/>
-          </w:rPr>
-          <w:rPr>
-            <w:color w:val="0000EE"/>
-            <w:u w:val="single"/>
-          </w:rPr>
-          <w:t>10:1</w:t>
-        </w:r>
-      </w:hyperlink>
+      <w:r>
+        <w:rPr>
+          <w:lang w:val="hi_IN" w:bidi="hi_IN"/>
+        </w:rPr>
+        <w:t>10:1</w:t>
+      </w:r>
       <w:r>
         <w:rPr>
           <w:lang w:val="hi_IN" w:bidi="hi_IN"/>
         </w:rPr>
         <w:t xml:space="preserve">, </w:t>
       </w:r>
-      <w:hyperlink r:id="rId46">
-        <w:r>
-          <w:rPr>
-            <w:lang w:val="hi_IN" w:bidi="hi_IN"/>
-          </w:rPr>
-          <w:rPr>
-            <w:color w:val="0000EE"/>
-            <w:u w:val="single"/>
-          </w:rPr>
-          <w:t>24–25</w:t>
-        </w:r>
-      </w:hyperlink>
+      <w:r>
+        <w:rPr>
+          <w:lang w:val="hi_IN" w:bidi="hi_IN"/>
+        </w:rPr>
+        <w:t>24–25</w:t>
+      </w:r>
       <w:r>
         <w:rPr>
           <w:lang w:val="hi_IN" w:bidi="hi_IN"/>
         </w:rPr>
         <w:t xml:space="preserve">; </w:t>
       </w:r>
-      <w:hyperlink r:id="rId36">
-        <w:r>
-          <w:rPr>
-            <w:lang w:val="hi_IN" w:bidi="hi_IN"/>
-          </w:rPr>
-          <w:rPr>
-            <w:color w:val="0000EE"/>
-            <w:u w:val="single"/>
-          </w:rPr>
-          <w:t>2 शमूएल 7:8–16</w:t>
-        </w:r>
-      </w:hyperlink>
+      <w:r>
+        <w:rPr>
+          <w:lang w:val="hi_IN" w:bidi="hi_IN"/>
+        </w:rPr>
+        <w:t>2 शमूएल 7:8–16</w:t>
+      </w:r>
       <w:r>
         <w:rPr>
           <w:lang w:val="hi_IN" w:bidi="hi_IN"/>
         </w:rPr>
         <w:t xml:space="preserve">; </w:t>
       </w:r>
-      <w:hyperlink r:id="rId47">
-        <w:r>
-          <w:rPr>
-            <w:lang w:val="hi_IN" w:bidi="hi_IN"/>
-          </w:rPr>
-          <w:rPr>
-            <w:color w:val="0000EE"/>
-            <w:u w:val="single"/>
-          </w:rPr>
-          <w:t>भजन संहिता 89:35–37</w:t>
-        </w:r>
-      </w:hyperlink>
+      <w:r>
+        <w:rPr>
+          <w:lang w:val="hi_IN" w:bidi="hi_IN"/>
+        </w:rPr>
+        <w:t>भजन संहिता 89:35–37</w:t>
+      </w:r>
       <w:r>
         <w:rPr>
           <w:lang w:val="hi_IN" w:bidi="hi_IN"/>
         </w:rPr>
         <w:t xml:space="preserve">; </w:t>
       </w:r>
-      <w:hyperlink r:id="rId48">
-        <w:r>
-          <w:rPr>
-            <w:lang w:val="hi_IN" w:bidi="hi_IN"/>
-          </w:rPr>
-          <w:rPr>
-            <w:color w:val="0000EE"/>
-            <w:u w:val="single"/>
-          </w:rPr>
-          <w:t>सभोपदेशक 8:2–5</w:t>
-        </w:r>
-      </w:hyperlink>
+      <w:r>
+        <w:rPr>
+          <w:lang w:val="hi_IN" w:bidi="hi_IN"/>
+        </w:rPr>
+        <w:t>सभोपदेशक 8:2–5</w:t>
+      </w:r>
       <w:r>
         <w:rPr>
           <w:lang w:val="hi_IN" w:bidi="hi_IN"/>
         </w:rPr>
         <w:t xml:space="preserve">; </w:t>
       </w:r>
-      <w:hyperlink r:id="rId49">
-        <w:r>
-          <w:rPr>
-            <w:lang w:val="hi_IN" w:bidi="hi_IN"/>
-          </w:rPr>
-          <w:rPr>
-            <w:color w:val="0000EE"/>
-            <w:u w:val="single"/>
-          </w:rPr>
-          <w:t>यशायाह 33:22</w:t>
-        </w:r>
-      </w:hyperlink>
+      <w:r>
+        <w:rPr>
+          <w:lang w:val="hi_IN" w:bidi="hi_IN"/>
+        </w:rPr>
+        <w:t>यशायाह 33:22</w:t>
+      </w:r>
       <w:r>
         <w:rPr>
           <w:lang w:val="hi_IN" w:bidi="hi_IN"/>
         </w:rPr>
         <w:t xml:space="preserve">; </w:t>
       </w:r>
-      <w:hyperlink r:id="rId37">
-        <w:r>
-          <w:rPr>
-            <w:lang w:val="hi_IN" w:bidi="hi_IN"/>
-          </w:rPr>
-          <w:rPr>
-            <w:color w:val="0000EE"/>
-            <w:u w:val="single"/>
-          </w:rPr>
-          <w:t>मत्ती 21:1–11</w:t>
-        </w:r>
-      </w:hyperlink>
+      <w:r>
+        <w:rPr>
+          <w:lang w:val="hi_IN" w:bidi="hi_IN"/>
+        </w:rPr>
+        <w:t>मत्ती 21:1–11</w:t>
+      </w:r>
       <w:r>
         <w:rPr>
           <w:lang w:val="hi_IN" w:bidi="hi_IN"/>
         </w:rPr>
         <w:t xml:space="preserve">; </w:t>
       </w:r>
-      <w:hyperlink r:id="rId50">
-        <w:r>
-          <w:rPr>
-            <w:lang w:val="hi_IN" w:bidi="hi_IN"/>
-          </w:rPr>
-          <w:rPr>
-            <w:color w:val="0000EE"/>
-            <w:u w:val="single"/>
-          </w:rPr>
-          <w:t>22:42–46</w:t>
-        </w:r>
-      </w:hyperlink>
+      <w:r>
+        <w:rPr>
+          <w:lang w:val="hi_IN" w:bidi="hi_IN"/>
+        </w:rPr>
+        <w:t>22:42–46</w:t>
+      </w:r>
       <w:r>
         <w:rPr>
           <w:lang w:val="hi_IN" w:bidi="hi_IN"/>
         </w:rPr>
         <w:t xml:space="preserve">; </w:t>
       </w:r>
-      <w:hyperlink r:id="rId51">
-        <w:r>
-          <w:rPr>
-            <w:lang w:val="hi_IN" w:bidi="hi_IN"/>
-          </w:rPr>
-          <w:rPr>
-            <w:color w:val="0000EE"/>
-            <w:u w:val="single"/>
-          </w:rPr>
-          <w:t>27:11</w:t>
-        </w:r>
-      </w:hyperlink>
+      <w:r>
+        <w:rPr>
+          <w:lang w:val="hi_IN" w:bidi="hi_IN"/>
+        </w:rPr>
+        <w:t>27:11</w:t>
+      </w:r>
       <w:r>
         <w:rPr>
           <w:lang w:val="hi_IN" w:bidi="hi_IN"/>
         </w:rPr>
         <w:t xml:space="preserve">; </w:t>
       </w:r>
-      <w:hyperlink r:id="rId52">
-        <w:r>
-          <w:rPr>
-            <w:lang w:val="hi_IN" w:bidi="hi_IN"/>
-          </w:rPr>
-          <w:rPr>
-            <w:color w:val="0000EE"/>
-            <w:u w:val="single"/>
-          </w:rPr>
-          <w:t>1 तीमुथियुस 1:17</w:t>
-        </w:r>
-      </w:hyperlink>
+      <w:r>
+        <w:rPr>
+          <w:lang w:val="hi_IN" w:bidi="hi_IN"/>
+        </w:rPr>
+        <w:t>1 तीमुथियुस 1:17</w:t>
+      </w:r>
       <w:r>
         <w:rPr>
           <w:lang w:val="hi_IN" w:bidi="hi_IN"/>
         </w:rPr>
         <w:t xml:space="preserve">; </w:t>
       </w:r>
-      <w:hyperlink r:id="rId53">
-        <w:r>
-          <w:rPr>
-            <w:lang w:val="hi_IN" w:bidi="hi_IN"/>
-          </w:rPr>
-          <w:rPr>
-            <w:color w:val="0000EE"/>
-            <w:u w:val="single"/>
-          </w:rPr>
-          <w:t>1 पतरस 2:13–14</w:t>
-        </w:r>
-      </w:hyperlink>
+      <w:r>
+        <w:rPr>
+          <w:lang w:val="hi_IN" w:bidi="hi_IN"/>
+        </w:rPr>
+        <w:t>1 पतरस 2:13–14</w:t>
+      </w:r>
       <w:r>
         <w:rPr>
           <w:lang w:val="hi_IN" w:bidi="hi_IN"/>
         </w:rPr>
         <w:t xml:space="preserve">; </w:t>
       </w:r>
-      <w:hyperlink r:id="rId38">
-        <w:r>
-          <w:rPr>
-            <w:lang w:val="hi_IN" w:bidi="hi_IN"/>
-          </w:rPr>
-          <w:rPr>
-            <w:color w:val="0000EE"/>
-            <w:u w:val="single"/>
-          </w:rPr>
-          <w:t>प्रकाशितवाक्य 5:5</w:t>
-        </w:r>
-      </w:hyperlink>
+      <w:r>
+        <w:rPr>
+          <w:lang w:val="hi_IN" w:bidi="hi_IN"/>
+        </w:rPr>
+        <w:t>प्रकाशितवाक्य 5:5</w:t>
+      </w:r>
       <w:r>
         <w:rPr>
           <w:lang w:val="hi_IN" w:bidi="hi_IN"/>
         </w:rPr>
         <w:t xml:space="preserve">; </w:t>
       </w:r>
-      <w:hyperlink r:id="rId39">
-        <w:r>
-          <w:rPr>
-            <w:lang w:val="hi_IN" w:bidi="hi_IN"/>
-          </w:rPr>
-          <w:rPr>
-            <w:color w:val="0000EE"/>
-            <w:u w:val="single"/>
-          </w:rPr>
-          <w:t>11:15</w:t>
-        </w:r>
-      </w:hyperlink>
+      <w:r>
+        <w:rPr>
+          <w:lang w:val="hi_IN" w:bidi="hi_IN"/>
+        </w:rPr>
+        <w:t>11:15</w:t>
+      </w:r>
       <w:r>
         <w:rPr>
           <w:lang w:val="hi_IN" w:bidi="hi_IN"/>
         </w:rPr>
         <w:t xml:space="preserve">; </w:t>
       </w:r>
-      <w:hyperlink r:id="rId54">
-        <w:r>
-          <w:rPr>
-            <w:lang w:val="hi_IN" w:bidi="hi_IN"/>
-          </w:rPr>
-          <w:rPr>
-            <w:color w:val="0000EE"/>
-            <w:u w:val="single"/>
-          </w:rPr>
-          <w:t>15:3</w:t>
-        </w:r>
-      </w:hyperlink>
+      <w:r>
+        <w:rPr>
+          <w:lang w:val="hi_IN" w:bidi="hi_IN"/>
+        </w:rPr>
+        <w:t>15:3</w:t>
+      </w:r>
       <w:r>
         <w:rPr>
           <w:lang w:val="hi_IN" w:bidi="hi_IN"/>
@@ -1384,18 +1096,12 @@
         </w:rPr>
         <w:t>पहली शताब्दी के यहूदी दाऊद के समान एक राजा या यहूदा मक्काबी के समान एक अगुआ चाहते थे, जो उनके उपद्रवियों को पराजित करे। परन्तु परमेश्वर के राज्य के विषय में यीशु के विचार इन आशाओं से बहुत भिन्न था (</w:t>
       </w:r>
-      <w:hyperlink r:id="rId55">
-        <w:r>
-          <w:rPr>
-            <w:lang w:val="hi_IN" w:bidi="hi_IN"/>
-          </w:rPr>
-          <w:rPr>
-            <w:color w:val="0000EE"/>
-            <w:u w:val="single"/>
-          </w:rPr>
-          <w:t>मत्ती 5:43–48</w:t>
-        </w:r>
-      </w:hyperlink>
+      <w:r>
+        <w:rPr>
+          <w:lang w:val="hi_IN" w:bidi="hi_IN"/>
+        </w:rPr>
+        <w:t>मत्ती 5:43–48</w:t>
+      </w:r>
       <w:r>
         <w:rPr>
           <w:lang w:val="hi_IN" w:bidi="hi_IN"/>
@@ -1502,18 +1208,12 @@
         </w:rPr>
         <w:t>राज्य के इस नए संदेश का यीशु को सुननेवाले लोगों पर गहरा प्रभाव पड़ा (</w:t>
       </w:r>
-      <w:hyperlink r:id="rId56">
-        <w:r>
-          <w:rPr>
-            <w:lang w:val="hi_IN" w:bidi="hi_IN"/>
-          </w:rPr>
-          <w:rPr>
-            <w:color w:val="0000EE"/>
-            <w:u w:val="single"/>
-          </w:rPr>
-          <w:t>मत्ती 7:28–29</w:t>
-        </w:r>
-      </w:hyperlink>
+      <w:r>
+        <w:rPr>
+          <w:lang w:val="hi_IN" w:bidi="hi_IN"/>
+        </w:rPr>
+        <w:t>मत्ती 7:28–29</w:t>
+      </w:r>
       <w:r>
         <w:rPr>
           <w:lang w:val="hi_IN" w:bidi="hi_IN"/>
@@ -1534,54 +1234,36 @@
         </w:rPr>
         <w:t>लोग प्रायः इन तीन क्षेत्रों के बीच स्पष्ट भेद करते हैं, परन्तु ये सभी सदैव विद्यमान रहते हैं। उदाहरण के लिए, यीशु की नम्रता की शिक्षा प्रारम्भ में आन्तरिक प्रतीत होती है, परन्तु यह परमेश्वर और अन्य लोगों के प्रति हमारी मनोभावना को भी शामिल करती है (</w:t>
       </w:r>
-      <w:hyperlink r:id="rId57">
-        <w:r>
-          <w:rPr>
-            <w:lang w:val="hi_IN" w:bidi="hi_IN"/>
-          </w:rPr>
-          <w:rPr>
-            <w:color w:val="0000EE"/>
-            <w:u w:val="single"/>
-          </w:rPr>
-          <w:t>मत्ती 5:5</w:t>
-        </w:r>
-      </w:hyperlink>
+      <w:r>
+        <w:rPr>
+          <w:lang w:val="hi_IN" w:bidi="hi_IN"/>
+        </w:rPr>
+        <w:t>मत्ती 5:5</w:t>
+      </w:r>
       <w:r>
         <w:rPr>
           <w:lang w:val="hi_IN" w:bidi="hi_IN"/>
         </w:rPr>
         <w:t>)। दुष्ट व्यक्ति का विरोध न करने की आज्ञा बाहरी रूप से केन्द्रित लगती है (</w:t>
       </w:r>
-      <w:hyperlink r:id="rId58">
-        <w:r>
-          <w:rPr>
-            <w:lang w:val="hi_IN" w:bidi="hi_IN"/>
-          </w:rPr>
-          <w:rPr>
-            <w:color w:val="0000EE"/>
-            <w:u w:val="single"/>
-          </w:rPr>
-          <w:t>5:39</w:t>
-        </w:r>
-      </w:hyperlink>
+      <w:r>
+        <w:rPr>
+          <w:lang w:val="hi_IN" w:bidi="hi_IN"/>
+        </w:rPr>
+        <w:t>5:39</w:t>
+      </w:r>
       <w:r>
         <w:rPr>
           <w:lang w:val="hi_IN" w:bidi="hi_IN"/>
         </w:rPr>
         <w:t>)। परन्तु इसके लिए परमेश्वर में सक्रिय विश्वास और आन्तरिक सामर्थ्य की आवश्यकता होती है। यीशु का प्रार्थना पर निर्देश मुख्यतः परमेश्वर के साथ हमारे सम्बंध से सम्बन्धित है (</w:t>
       </w:r>
-      <w:hyperlink r:id="rId59">
-        <w:r>
-          <w:rPr>
-            <w:lang w:val="hi_IN" w:bidi="hi_IN"/>
-          </w:rPr>
-          <w:rPr>
-            <w:color w:val="0000EE"/>
-            <w:u w:val="single"/>
-          </w:rPr>
-          <w:t>6:5–15</w:t>
-        </w:r>
-      </w:hyperlink>
+      <w:r>
+        <w:rPr>
+          <w:lang w:val="hi_IN" w:bidi="hi_IN"/>
+        </w:rPr>
+        <w:t>6:5–15</w:t>
+      </w:r>
       <w:r>
         <w:rPr>
           <w:lang w:val="hi_IN" w:bidi="hi_IN"/>
@@ -1602,36 +1284,24 @@
         </w:rPr>
         <w:t>स्वर्ग के राज्य का नागरिक बनने के लिए, आपको यीशु का अनुसरण करना होगा और परमेश्वर-केन्द्रित जीवन जीना होगा, न कि आत्म-केन्द्रित जीवन। अपने बल पर धार्मिक बनने का प्रयास करना आपको अंधकार में रखता है क्योंकि यह अब भी आत्म-केन्द्रित ही रहता है। यीशु सच्ची धार्मिकता की माँग करते हैं, जो स्वयं परमेश्वर की धार्मिकता है (</w:t>
       </w:r>
-      <w:hyperlink r:id="rId60">
-        <w:r>
-          <w:rPr>
-            <w:lang w:val="hi_IN" w:bidi="hi_IN"/>
-          </w:rPr>
-          <w:rPr>
-            <w:color w:val="0000EE"/>
-            <w:u w:val="single"/>
-          </w:rPr>
-          <w:t>मत्ती 5:20</w:t>
-        </w:r>
-      </w:hyperlink>
+      <w:r>
+        <w:rPr>
+          <w:lang w:val="hi_IN" w:bidi="hi_IN"/>
+        </w:rPr>
+        <w:t>मत्ती 5:20</w:t>
+      </w:r>
       <w:r>
         <w:rPr>
           <w:lang w:val="hi_IN" w:bidi="hi_IN"/>
         </w:rPr>
         <w:t xml:space="preserve">, </w:t>
       </w:r>
-      <w:hyperlink r:id="rId61">
-        <w:r>
-          <w:rPr>
-            <w:lang w:val="hi_IN" w:bidi="hi_IN"/>
-          </w:rPr>
-          <w:rPr>
-            <w:color w:val="0000EE"/>
-            <w:u w:val="single"/>
-          </w:rPr>
-          <w:t>48</w:t>
-        </w:r>
-      </w:hyperlink>
+      <w:r>
+        <w:rPr>
+          <w:lang w:val="hi_IN" w:bidi="hi_IN"/>
+        </w:rPr>
+        <w:t>48</w:t>
+      </w:r>
       <w:r>
         <w:rPr>
           <w:lang w:val="hi_IN" w:bidi="hi_IN"/>
@@ -1661,144 +1331,96 @@
           <w:lang w:val="hi_IN" w:bidi="hi_IN"/>
         </w:rPr>
       </w:r>
-      <w:hyperlink r:id="rId62">
-        <w:r>
-          <w:rPr>
-            <w:lang w:val="hi_IN" w:bidi="hi_IN"/>
-          </w:rPr>
-          <w:rPr>
-            <w:color w:val="0000EE"/>
-            <w:u w:val="single"/>
-          </w:rPr>
-          <w:t>मत्ती 7:24–29</w:t>
-        </w:r>
-      </w:hyperlink>
+      <w:r>
+        <w:rPr>
+          <w:lang w:val="hi_IN" w:bidi="hi_IN"/>
+        </w:rPr>
+        <w:t>मत्ती 7:24–29</w:t>
+      </w:r>
       <w:r>
         <w:rPr>
           <w:lang w:val="hi_IN" w:bidi="hi_IN"/>
         </w:rPr>
         <w:t xml:space="preserve">; </w:t>
       </w:r>
-      <w:hyperlink r:id="rId63">
-        <w:r>
-          <w:rPr>
-            <w:lang w:val="hi_IN" w:bidi="hi_IN"/>
-          </w:rPr>
-          <w:rPr>
-            <w:color w:val="0000EE"/>
-            <w:u w:val="single"/>
-          </w:rPr>
-          <w:t>13:1–52</w:t>
-        </w:r>
-      </w:hyperlink>
+      <w:r>
+        <w:rPr>
+          <w:lang w:val="hi_IN" w:bidi="hi_IN"/>
+        </w:rPr>
+        <w:t>13:1–52</w:t>
+      </w:r>
       <w:r>
         <w:rPr>
           <w:lang w:val="hi_IN" w:bidi="hi_IN"/>
         </w:rPr>
         <w:t xml:space="preserve">; </w:t>
       </w:r>
-      <w:hyperlink r:id="rId64">
-        <w:r>
-          <w:rPr>
-            <w:lang w:val="hi_IN" w:bidi="hi_IN"/>
-          </w:rPr>
-          <w:rPr>
-            <w:color w:val="0000EE"/>
-            <w:u w:val="single"/>
-          </w:rPr>
-          <w:t>मरकुस 10:14–16</w:t>
-        </w:r>
-      </w:hyperlink>
+      <w:r>
+        <w:rPr>
+          <w:lang w:val="hi_IN" w:bidi="hi_IN"/>
+        </w:rPr>
+        <w:t>मरकुस 10:14–16</w:t>
+      </w:r>
       <w:r>
         <w:rPr>
           <w:lang w:val="hi_IN" w:bidi="hi_IN"/>
         </w:rPr>
         <w:t xml:space="preserve">; </w:t>
       </w:r>
-      <w:hyperlink r:id="rId65">
-        <w:r>
-          <w:rPr>
-            <w:lang w:val="hi_IN" w:bidi="hi_IN"/>
-          </w:rPr>
-          <w:rPr>
-            <w:color w:val="0000EE"/>
-            <w:u w:val="single"/>
-          </w:rPr>
-          <w:t>लूका 8:1–3</w:t>
-        </w:r>
-      </w:hyperlink>
+      <w:r>
+        <w:rPr>
+          <w:lang w:val="hi_IN" w:bidi="hi_IN"/>
+        </w:rPr>
+        <w:t>लूका 8:1–3</w:t>
+      </w:r>
       <w:r>
         <w:rPr>
           <w:lang w:val="hi_IN" w:bidi="hi_IN"/>
         </w:rPr>
         <w:t xml:space="preserve">; </w:t>
       </w:r>
-      <w:hyperlink r:id="rId66">
-        <w:r>
-          <w:rPr>
-            <w:lang w:val="hi_IN" w:bidi="hi_IN"/>
-          </w:rPr>
-          <w:rPr>
-            <w:color w:val="0000EE"/>
-            <w:u w:val="single"/>
-          </w:rPr>
-          <w:t>9:1–6</w:t>
-        </w:r>
-      </w:hyperlink>
+      <w:r>
+        <w:rPr>
+          <w:lang w:val="hi_IN" w:bidi="hi_IN"/>
+        </w:rPr>
+        <w:t>9:1–6</w:t>
+      </w:r>
       <w:r>
         <w:rPr>
           <w:lang w:val="hi_IN" w:bidi="hi_IN"/>
         </w:rPr>
         <w:t xml:space="preserve">; </w:t>
       </w:r>
-      <w:hyperlink r:id="rId67">
-        <w:r>
-          <w:rPr>
-            <w:lang w:val="hi_IN" w:bidi="hi_IN"/>
-          </w:rPr>
-          <w:rPr>
-            <w:color w:val="0000EE"/>
-            <w:u w:val="single"/>
-          </w:rPr>
-          <w:t>यूहन्ना 3:1–21</w:t>
-        </w:r>
-      </w:hyperlink>
+      <w:r>
+        <w:rPr>
+          <w:lang w:val="hi_IN" w:bidi="hi_IN"/>
+        </w:rPr>
+        <w:t>यूहन्ना 3:1–21</w:t>
+      </w:r>
       <w:r>
         <w:rPr>
           <w:lang w:val="hi_IN" w:bidi="hi_IN"/>
         </w:rPr>
         <w:t xml:space="preserve">; </w:t>
       </w:r>
-      <w:hyperlink r:id="rId68">
-        <w:r>
-          <w:rPr>
-            <w:lang w:val="hi_IN" w:bidi="hi_IN"/>
-          </w:rPr>
-          <w:rPr>
-            <w:color w:val="0000EE"/>
-            <w:u w:val="single"/>
-          </w:rPr>
-          <w:t>प्रेरितों के काम 8:12</w:t>
-        </w:r>
-      </w:hyperlink>
+      <w:r>
+        <w:rPr>
+          <w:lang w:val="hi_IN" w:bidi="hi_IN"/>
+        </w:rPr>
+        <w:t>प्रेरितों के काम 8:12</w:t>
+      </w:r>
       <w:r>
         <w:rPr>
           <w:lang w:val="hi_IN" w:bidi="hi_IN"/>
         </w:rPr>
         <w:t xml:space="preserve">; </w:t>
       </w:r>
-      <w:hyperlink r:id="rId69">
-        <w:r>
-          <w:rPr>
-            <w:lang w:val="hi_IN" w:bidi="hi_IN"/>
-          </w:rPr>
-          <w:rPr>
-            <w:color w:val="0000EE"/>
-            <w:u w:val="single"/>
-          </w:rPr>
-          <w:t>28:23–31</w:t>
-        </w:r>
-      </w:hyperlink>
+      <w:r>
+        <w:rPr>
+          <w:lang w:val="hi_IN" w:bidi="hi_IN"/>
+        </w:rPr>
+        <w:t>28:23–31</w:t>
+      </w:r>
       <w:r>
         <w:rPr>
           <w:lang w:val="hi_IN" w:bidi="hi_IN"/>
